--- a/eng/docx/34.content.docx
+++ b/eng/docx/34.content.docx
@@ -28,22 +28,6 @@
       </w:r>
     </w:p>
     <w:p>
-      <w:pPr>
-        <w:pStyle w:val="Heading2"/>
-      </w:pPr>
-      <w:r>
-        <w:rPr>
-          <w:lang w:val="en_US" w:bidi="en_US"/>
-        </w:rPr>
-        <w:t>License Information</w:t>
-      </w:r>
-      <w:r>
-        <w:rPr>
-          <w:lang w:val="en_US" w:bidi="en_US"/>
-        </w:rPr>
-      </w:r>
-    </w:p>
-    <w:p>
       <w:pPr/>
       <w:r>
         <w:rPr>
@@ -61,13 +45,7 @@
         <w:rPr>
           <w:lang w:val="en_US" w:bidi="en_US"/>
         </w:rPr>
-        <w:t xml:space="preserve"> is based on</w:t>
-      </w:r>
-      <w:r>
-        <w:rPr>
-          <w:lang w:val="en_US" w:bidi="en_US"/>
-        </w:rPr>
-        <w:t xml:space="preserve">: </w:t>
+        <w:t xml:space="preserve"> is based on: </w:t>
       </w:r>
       <w:r>
         <w:rPr>
@@ -188,19 +166,6 @@
       <w:pPr>
         <w:pStyle w:val="Heading2"/>
       </w:pPr>
-      <w:r>
-        <w:rPr>
-          <w:lang w:val="en_US" w:bidi="en_US"/>
-        </w:rPr>
-      </w:r>
-    </w:p>
-    <w:p>
-      <w:pPr/>
-      <w:r>
-        <w:rPr>
-          <w:lang w:val="en_US" w:bidi="en_US"/>
-        </w:rPr>
-      </w:r>
       <w:r>
         <w:rPr>
           <w:lang w:val="en_US" w:bidi="en_US"/>

--- a/eng/docx/34.content.docx
+++ b/eng/docx/34.content.docx
@@ -45,19 +45,7 @@
         <w:rPr>
           <w:lang w:val="en_US" w:bidi="en_US"/>
         </w:rPr>
-        <w:t xml:space="preserve"> is based on: </w:t>
-      </w:r>
-      <w:r>
-        <w:rPr>
-          <w:lang w:val="en_US" w:bidi="en_US"/>
-        </w:rPr>
-        <w:t>Berean Standard Bible</w:t>
-      </w:r>
-      <w:r>
-        <w:rPr>
-          <w:lang w:val="en_US" w:bidi="en_US"/>
-        </w:rPr>
-        <w:t xml:space="preserve">, </w:t>
+        <w:t xml:space="preserve"> © </w:t>
       </w:r>
       <w:hyperlink r:id="rId13">
         <w:r>
@@ -75,7 +63,7 @@
         <w:rPr>
           <w:lang w:val="en_US" w:bidi="en_US"/>
         </w:rPr>
-        <w:t xml:space="preserve">, None, which is licensed under a </w:t>
+        <w:t xml:space="preserve">, licensed under a </w:t>
       </w:r>
       <w:hyperlink r:id="rId14">
         <w:r>
@@ -94,25 +82,6 @@
           <w:lang w:val="en_US" w:bidi="en_US"/>
         </w:rPr>
         <w:t>.</w:t>
-      </w:r>
-      <w:r>
-        <w:rPr>
-          <w:lang w:val="en_US" w:bidi="en_US"/>
-        </w:rPr>
-      </w:r>
-    </w:p>
-    <w:p>
-      <w:pPr/>
-      <w:r>
-        <w:rPr>
-          <w:lang w:val="en_US" w:bidi="en_US"/>
-        </w:rPr>
-      </w:r>
-      <w:r>
-        <w:rPr>
-          <w:lang w:val="en_US" w:bidi="en_US"/>
-        </w:rPr>
-        <w:t>This PDF version is provided under the same license.</w:t>
       </w:r>
       <w:r>
         <w:rPr>
@@ -212,12 +181,335 @@
       </w:pPr>
     </w:p>
     <w:p>
+      <w:pPr>
+        <w:pStyle w:val="Heading2"/>
+      </w:pPr>
+      <w:r>
+        <w:rPr>
+          <w:lang w:val="en_US" w:bidi="en_US"/>
+        </w:rPr>
+        <w:t>Nahum 1:1</w:t>
+      </w:r>
+      <w:r>
+        <w:rPr>
+          <w:lang w:val="en_US" w:bidi="en_US"/>
+        </w:rPr>
+      </w:r>
+    </w:p>
+    <w:p>
       <w:pPr/>
       <w:r>
         <w:rPr>
           <w:lang w:val="en_US" w:bidi="en_US"/>
         </w:rPr>
       </w:r>
+      <w:r>
+        <w:rPr>
+          <w:vertAlign w:val="superscript"/>
+          <w:lang w:val="en_US" w:bidi="en_US"/>
+        </w:rPr>
+        <w:t>1</w:t>
+      </w:r>
+      <w:r>
+        <w:rPr>
+          <w:lang w:val="en_US" w:bidi="en_US"/>
+        </w:rPr>
+        <w:t xml:space="preserve"> This is the burden against Nineveh, the book of the vision of Nahum the Elkoshite:</w:t>
+      </w:r>
+    </w:p>
+    <w:p>
+      <w:pPr/>
+      <w:r>
+        <w:rPr>
+          <w:lang w:val="en_US" w:bidi="en_US"/>
+        </w:rPr>
+      </w:r>
+      <w:r>
+        <w:rPr>
+          <w:vertAlign w:val="superscript"/>
+          <w:lang w:val="en_US" w:bidi="en_US"/>
+        </w:rPr>
+        <w:t>2</w:t>
+      </w:r>
+      <w:r>
+        <w:rPr>
+          <w:lang w:val="en_US" w:bidi="en_US"/>
+        </w:rPr>
+        <w:t xml:space="preserve"> The LORD is a jealous and avenging God; the LORD is avenging and full of wrath. The LORD takes vengeance on His foes and reserves wrath for His enemies.</w:t>
+      </w:r>
+    </w:p>
+    <w:p>
+      <w:pPr/>
+      <w:r>
+        <w:rPr>
+          <w:lang w:val="en_US" w:bidi="en_US"/>
+        </w:rPr>
+      </w:r>
+      <w:r>
+        <w:rPr>
+          <w:vertAlign w:val="superscript"/>
+          <w:lang w:val="en_US" w:bidi="en_US"/>
+        </w:rPr>
+        <w:t>3</w:t>
+      </w:r>
+      <w:r>
+        <w:rPr>
+          <w:lang w:val="en_US" w:bidi="en_US"/>
+        </w:rPr>
+        <w:t xml:space="preserve"> The LORD is slow to anger and great in power; the LORD will by no means leave the guilty unpunished. His path is in the whirlwind and storm, and clouds are the dust beneath His feet.</w:t>
+      </w:r>
+    </w:p>
+    <w:p>
+      <w:pPr/>
+      <w:r>
+        <w:rPr>
+          <w:lang w:val="en_US" w:bidi="en_US"/>
+        </w:rPr>
+      </w:r>
+      <w:r>
+        <w:rPr>
+          <w:vertAlign w:val="superscript"/>
+          <w:lang w:val="en_US" w:bidi="en_US"/>
+        </w:rPr>
+        <w:t>4</w:t>
+      </w:r>
+      <w:r>
+        <w:rPr>
+          <w:lang w:val="en_US" w:bidi="en_US"/>
+        </w:rPr>
+        <w:t xml:space="preserve"> He rebukes the sea and dries it up; He makes all the rivers run dry. Bashan and Carmel wither, and the flower of Lebanon wilts.</w:t>
+      </w:r>
+    </w:p>
+    <w:p>
+      <w:pPr/>
+      <w:r>
+        <w:rPr>
+          <w:lang w:val="en_US" w:bidi="en_US"/>
+        </w:rPr>
+      </w:r>
+      <w:r>
+        <w:rPr>
+          <w:vertAlign w:val="superscript"/>
+          <w:lang w:val="en_US" w:bidi="en_US"/>
+        </w:rPr>
+        <w:t>5</w:t>
+      </w:r>
+      <w:r>
+        <w:rPr>
+          <w:lang w:val="en_US" w:bidi="en_US"/>
+        </w:rPr>
+        <w:t xml:space="preserve"> The mountains quake before Him, and the hills melt away; the earth trembles at His presence—the world and all its dwellers.</w:t>
+      </w:r>
+    </w:p>
+    <w:p>
+      <w:pPr/>
+      <w:r>
+        <w:rPr>
+          <w:lang w:val="en_US" w:bidi="en_US"/>
+        </w:rPr>
+      </w:r>
+      <w:r>
+        <w:rPr>
+          <w:vertAlign w:val="superscript"/>
+          <w:lang w:val="en_US" w:bidi="en_US"/>
+        </w:rPr>
+        <w:t>6</w:t>
+      </w:r>
+      <w:r>
+        <w:rPr>
+          <w:lang w:val="en_US" w:bidi="en_US"/>
+        </w:rPr>
+        <w:t xml:space="preserve"> Who can withstand His indignation? Who can endure His burning anger? His wrath is poured out like fire; even rocks are shattered before Him.</w:t>
+      </w:r>
+    </w:p>
+    <w:p>
+      <w:pPr/>
+      <w:r>
+        <w:rPr>
+          <w:lang w:val="en_US" w:bidi="en_US"/>
+        </w:rPr>
+      </w:r>
+      <w:r>
+        <w:rPr>
+          <w:vertAlign w:val="superscript"/>
+          <w:lang w:val="en_US" w:bidi="en_US"/>
+        </w:rPr>
+        <w:t>7</w:t>
+      </w:r>
+      <w:r>
+        <w:rPr>
+          <w:lang w:val="en_US" w:bidi="en_US"/>
+        </w:rPr>
+        <w:t xml:space="preserve"> The LORD is good, a stronghold in the day of distress; He cares for those who trust in Him.</w:t>
+      </w:r>
+    </w:p>
+    <w:p>
+      <w:pPr/>
+      <w:r>
+        <w:rPr>
+          <w:lang w:val="en_US" w:bidi="en_US"/>
+        </w:rPr>
+      </w:r>
+      <w:r>
+        <w:rPr>
+          <w:vertAlign w:val="superscript"/>
+          <w:lang w:val="en_US" w:bidi="en_US"/>
+        </w:rPr>
+        <w:t>8</w:t>
+      </w:r>
+      <w:r>
+        <w:rPr>
+          <w:lang w:val="en_US" w:bidi="en_US"/>
+        </w:rPr>
+        <w:t xml:space="preserve"> But with an overwhelming flood He will make an end of Nineveh and pursue His enemies into darkness.</w:t>
+      </w:r>
+    </w:p>
+    <w:p>
+      <w:pPr/>
+      <w:r>
+        <w:rPr>
+          <w:lang w:val="en_US" w:bidi="en_US"/>
+        </w:rPr>
+      </w:r>
+      <w:r>
+        <w:rPr>
+          <w:vertAlign w:val="superscript"/>
+          <w:lang w:val="en_US" w:bidi="en_US"/>
+        </w:rPr>
+        <w:t>9</w:t>
+      </w:r>
+      <w:r>
+        <w:rPr>
+          <w:lang w:val="en_US" w:bidi="en_US"/>
+        </w:rPr>
+        <w:t xml:space="preserve"> Whatever you plot against the LORD, He will bring to an end. Affliction will not rise up a second time.</w:t>
+      </w:r>
+    </w:p>
+    <w:p>
+      <w:pPr/>
+      <w:r>
+        <w:rPr>
+          <w:lang w:val="en_US" w:bidi="en_US"/>
+        </w:rPr>
+      </w:r>
+      <w:r>
+        <w:rPr>
+          <w:vertAlign w:val="superscript"/>
+          <w:lang w:val="en_US" w:bidi="en_US"/>
+        </w:rPr>
+        <w:t>10</w:t>
+      </w:r>
+      <w:r>
+        <w:rPr>
+          <w:lang w:val="en_US" w:bidi="en_US"/>
+        </w:rPr>
+        <w:t xml:space="preserve"> For they will be entangled as with thorns and consumed like the drink of a drunkard—like stubble that is fully dry.</w:t>
+      </w:r>
+    </w:p>
+    <w:p>
+      <w:pPr/>
+      <w:r>
+        <w:rPr>
+          <w:lang w:val="en_US" w:bidi="en_US"/>
+        </w:rPr>
+      </w:r>
+      <w:r>
+        <w:rPr>
+          <w:vertAlign w:val="superscript"/>
+          <w:lang w:val="en_US" w:bidi="en_US"/>
+        </w:rPr>
+        <w:t>11</w:t>
+      </w:r>
+      <w:r>
+        <w:rPr>
+          <w:lang w:val="en_US" w:bidi="en_US"/>
+        </w:rPr>
+        <w:t xml:space="preserve"> From you, O Nineveh, comes forth a plotter of evil against the LORD, a counselor of wickedness.</w:t>
+      </w:r>
+    </w:p>
+    <w:p>
+      <w:pPr/>
+      <w:r>
+        <w:rPr>
+          <w:lang w:val="en_US" w:bidi="en_US"/>
+        </w:rPr>
+      </w:r>
+      <w:r>
+        <w:rPr>
+          <w:vertAlign w:val="superscript"/>
+          <w:lang w:val="en_US" w:bidi="en_US"/>
+        </w:rPr>
+        <w:t>12</w:t>
+      </w:r>
+      <w:r>
+        <w:rPr>
+          <w:lang w:val="en_US" w:bidi="en_US"/>
+        </w:rPr>
+        <w:t xml:space="preserve"> This is what the LORD says: “Though they are allied and numerous, yet they will be cut down and pass away. Though I have afflicted you, O Judah, I will afflict you no longer.</w:t>
+      </w:r>
+    </w:p>
+    <w:p>
+      <w:pPr/>
+      <w:r>
+        <w:rPr>
+          <w:lang w:val="en_US" w:bidi="en_US"/>
+        </w:rPr>
+      </w:r>
+      <w:r>
+        <w:rPr>
+          <w:vertAlign w:val="superscript"/>
+          <w:lang w:val="en_US" w:bidi="en_US"/>
+        </w:rPr>
+        <w:t>13</w:t>
+      </w:r>
+      <w:r>
+        <w:rPr>
+          <w:lang w:val="en_US" w:bidi="en_US"/>
+        </w:rPr>
+        <w:t xml:space="preserve"> For I will now break their yoke from your neck and tear away your shackles.”</w:t>
+      </w:r>
+    </w:p>
+    <w:p>
+      <w:pPr/>
+      <w:r>
+        <w:rPr>
+          <w:lang w:val="en_US" w:bidi="en_US"/>
+        </w:rPr>
+      </w:r>
+      <w:r>
+        <w:rPr>
+          <w:vertAlign w:val="superscript"/>
+          <w:lang w:val="en_US" w:bidi="en_US"/>
+        </w:rPr>
+        <w:t>14</w:t>
+      </w:r>
+      <w:r>
+        <w:rPr>
+          <w:lang w:val="en_US" w:bidi="en_US"/>
+        </w:rPr>
+        <w:t xml:space="preserve"> The LORD has issued a command concerning you, O Nineveh: “There will be no descendants to carry on your name. I will cut off the carved image and cast idol from the house of your gods; I will prepare your grave, for you are contemptible.”</w:t>
+      </w:r>
+    </w:p>
+    <w:p>
+      <w:pPr/>
+      <w:r>
+        <w:rPr>
+          <w:lang w:val="en_US" w:bidi="en_US"/>
+        </w:rPr>
+      </w:r>
+      <w:r>
+        <w:rPr>
+          <w:vertAlign w:val="superscript"/>
+          <w:lang w:val="en_US" w:bidi="en_US"/>
+        </w:rPr>
+        <w:t>15</w:t>
+      </w:r>
+      <w:r>
+        <w:rPr>
+          <w:lang w:val="en_US" w:bidi="en_US"/>
+        </w:rPr>
+        <w:t xml:space="preserve"> Look to the mountains—the feet of one who brings good news, who proclaims peace! Celebrate your feasts, O Judah; fulfill your vows. For the wicked will never again march through you; they will be utterly cut off.</w:t>
+      </w:r>
     </w:p>
     <w:p>
       <w:pPr>
@@ -227,7 +519,7 @@
         <w:rPr>
           <w:lang w:val="en_US" w:bidi="en_US"/>
         </w:rPr>
-        <w:t>Nahum 1:1</w:t>
+        <w:t>Nahum 2:1</w:t>
       </w:r>
       <w:r>
         <w:rPr>
@@ -253,17 +545,7 @@
         <w:rPr>
           <w:lang w:val="en_US" w:bidi="en_US"/>
         </w:rPr>
-        <w:t xml:space="preserve"> This is the burden against Nineveh, the book of the vision of Nahum the Elkoshite:</w:t>
-      </w:r>
-      <w:r>
-        <w:rPr>
-          <w:lang w:val="en_US" w:bidi="en_US"/>
-        </w:rPr>
-      </w:r>
-      <w:r>
-        <w:rPr>
-          <w:lang w:val="en_US" w:bidi="en_US"/>
-        </w:rPr>
+        <w:t xml:space="preserve"> One who scatters advances against you, O Nineveh. Guard the fortress! Watch the road! Brace yourselves! Summon all your strength!</w:t>
       </w:r>
     </w:p>
     <w:p>
@@ -273,6 +555,19 @@
           <w:lang w:val="en_US" w:bidi="en_US"/>
         </w:rPr>
       </w:r>
+      <w:r>
+        <w:rPr>
+          <w:vertAlign w:val="superscript"/>
+          <w:lang w:val="en_US" w:bidi="en_US"/>
+        </w:rPr>
+        <w:t>2</w:t>
+      </w:r>
+      <w:r>
+        <w:rPr>
+          <w:lang w:val="en_US" w:bidi="en_US"/>
+        </w:rPr>
+        <w:t xml:space="preserve"> For the LORD will restore the splendor of Jacob like the splendor of Israel, though destroyers have laid them waste and ruined the branches of their vine.</w:t>
+      </w:r>
     </w:p>
     <w:p>
       <w:pPr/>
@@ -286,23 +581,281 @@
           <w:vertAlign w:val="superscript"/>
           <w:lang w:val="en_US" w:bidi="en_US"/>
         </w:rPr>
+        <w:t>3</w:t>
+      </w:r>
+      <w:r>
+        <w:rPr>
+          <w:lang w:val="en_US" w:bidi="en_US"/>
+        </w:rPr>
+        <w:t xml:space="preserve"> The shields of his mighty men are red; the valiant warriors are dressed in scarlet. The fittings of the chariots flash like fire on the day they are prepared, and the spears of cypress have been brandished.</w:t>
+      </w:r>
+    </w:p>
+    <w:p>
+      <w:pPr/>
+      <w:r>
+        <w:rPr>
+          <w:lang w:val="en_US" w:bidi="en_US"/>
+        </w:rPr>
+      </w:r>
+      <w:r>
+        <w:rPr>
+          <w:vertAlign w:val="superscript"/>
+          <w:lang w:val="en_US" w:bidi="en_US"/>
+        </w:rPr>
+        <w:t>4</w:t>
+      </w:r>
+      <w:r>
+        <w:rPr>
+          <w:lang w:val="en_US" w:bidi="en_US"/>
+        </w:rPr>
+        <w:t xml:space="preserve"> The chariots dash through the streets; they rush around the plazas, appearing like torches, darting about like lightning.</w:t>
+      </w:r>
+    </w:p>
+    <w:p>
+      <w:pPr/>
+      <w:r>
+        <w:rPr>
+          <w:lang w:val="en_US" w:bidi="en_US"/>
+        </w:rPr>
+      </w:r>
+      <w:r>
+        <w:rPr>
+          <w:vertAlign w:val="superscript"/>
+          <w:lang w:val="en_US" w:bidi="en_US"/>
+        </w:rPr>
+        <w:t>5</w:t>
+      </w:r>
+      <w:r>
+        <w:rPr>
+          <w:lang w:val="en_US" w:bidi="en_US"/>
+        </w:rPr>
+        <w:t xml:space="preserve"> He summons his nobles; they stumble as they advance. They race to its wall; the protective shield is set in place.</w:t>
+      </w:r>
+    </w:p>
+    <w:p>
+      <w:pPr/>
+      <w:r>
+        <w:rPr>
+          <w:lang w:val="en_US" w:bidi="en_US"/>
+        </w:rPr>
+      </w:r>
+      <w:r>
+        <w:rPr>
+          <w:vertAlign w:val="superscript"/>
+          <w:lang w:val="en_US" w:bidi="en_US"/>
+        </w:rPr>
+        <w:t>6</w:t>
+      </w:r>
+      <w:r>
+        <w:rPr>
+          <w:lang w:val="en_US" w:bidi="en_US"/>
+        </w:rPr>
+        <w:t xml:space="preserve"> The river gates are thrown open and the palace collapses.</w:t>
+      </w:r>
+    </w:p>
+    <w:p>
+      <w:pPr/>
+      <w:r>
+        <w:rPr>
+          <w:lang w:val="en_US" w:bidi="en_US"/>
+        </w:rPr>
+      </w:r>
+      <w:r>
+        <w:rPr>
+          <w:vertAlign w:val="superscript"/>
+          <w:lang w:val="en_US" w:bidi="en_US"/>
+        </w:rPr>
+        <w:t>7</w:t>
+      </w:r>
+      <w:r>
+        <w:rPr>
+          <w:lang w:val="en_US" w:bidi="en_US"/>
+        </w:rPr>
+        <w:t xml:space="preserve"> It is decreed that the city be exiled and carried away; her maidservants moan like doves, and beat upon their breasts.</w:t>
+      </w:r>
+    </w:p>
+    <w:p>
+      <w:pPr/>
+      <w:r>
+        <w:rPr>
+          <w:lang w:val="en_US" w:bidi="en_US"/>
+        </w:rPr>
+      </w:r>
+      <w:r>
+        <w:rPr>
+          <w:vertAlign w:val="superscript"/>
+          <w:lang w:val="en_US" w:bidi="en_US"/>
+        </w:rPr>
+        <w:t>8</w:t>
+      </w:r>
+      <w:r>
+        <w:rPr>
+          <w:lang w:val="en_US" w:bidi="en_US"/>
+        </w:rPr>
+        <w:t xml:space="preserve"> Nineveh has been like a pool of water throughout her days, but now it is draining away. “Stop! Stop!” they cry, but no one turns back.</w:t>
+      </w:r>
+    </w:p>
+    <w:p>
+      <w:pPr/>
+      <w:r>
+        <w:rPr>
+          <w:lang w:val="en_US" w:bidi="en_US"/>
+        </w:rPr>
+      </w:r>
+      <w:r>
+        <w:rPr>
+          <w:vertAlign w:val="superscript"/>
+          <w:lang w:val="en_US" w:bidi="en_US"/>
+        </w:rPr>
+        <w:t>9</w:t>
+      </w:r>
+      <w:r>
+        <w:rPr>
+          <w:lang w:val="en_US" w:bidi="en_US"/>
+        </w:rPr>
+        <w:t xml:space="preserve"> “Plunder the silver! Plunder the gold!” There is no end to the treasure, an abundance of every precious thing.</w:t>
+      </w:r>
+    </w:p>
+    <w:p>
+      <w:pPr/>
+      <w:r>
+        <w:rPr>
+          <w:lang w:val="en_US" w:bidi="en_US"/>
+        </w:rPr>
+      </w:r>
+      <w:r>
+        <w:rPr>
+          <w:vertAlign w:val="superscript"/>
+          <w:lang w:val="en_US" w:bidi="en_US"/>
+        </w:rPr>
+        <w:t>10</w:t>
+      </w:r>
+      <w:r>
+        <w:rPr>
+          <w:lang w:val="en_US" w:bidi="en_US"/>
+        </w:rPr>
+        <w:t xml:space="preserve"> She is emptied! Yes, she is desolate and laid waste! Hearts melt, knees knock, bodies tremble, and every face grows pale!</w:t>
+      </w:r>
+    </w:p>
+    <w:p>
+      <w:pPr/>
+      <w:r>
+        <w:rPr>
+          <w:lang w:val="en_US" w:bidi="en_US"/>
+        </w:rPr>
+      </w:r>
+      <w:r>
+        <w:rPr>
+          <w:vertAlign w:val="superscript"/>
+          <w:lang w:val="en_US" w:bidi="en_US"/>
+        </w:rPr>
+        <w:t>11</w:t>
+      </w:r>
+      <w:r>
+        <w:rPr>
+          <w:lang w:val="en_US" w:bidi="en_US"/>
+        </w:rPr>
+        <w:t xml:space="preserve"> Where is the lions’ lair or the feeding ground of the young lions, where the lion and lioness prowled with their cubs, with nothing to frighten them away?</w:t>
+      </w:r>
+    </w:p>
+    <w:p>
+      <w:pPr/>
+      <w:r>
+        <w:rPr>
+          <w:lang w:val="en_US" w:bidi="en_US"/>
+        </w:rPr>
+      </w:r>
+      <w:r>
+        <w:rPr>
+          <w:vertAlign w:val="superscript"/>
+          <w:lang w:val="en_US" w:bidi="en_US"/>
+        </w:rPr>
+        <w:t>12</w:t>
+      </w:r>
+      <w:r>
+        <w:rPr>
+          <w:lang w:val="en_US" w:bidi="en_US"/>
+        </w:rPr>
+        <w:t xml:space="preserve"> The lion mauled enough for its cubs and strangled prey for the lioness. It filled its dens with the kill, and its lairs with mauled prey.</w:t>
+      </w:r>
+    </w:p>
+    <w:p>
+      <w:pPr/>
+      <w:r>
+        <w:rPr>
+          <w:lang w:val="en_US" w:bidi="en_US"/>
+        </w:rPr>
+      </w:r>
+      <w:r>
+        <w:rPr>
+          <w:vertAlign w:val="superscript"/>
+          <w:lang w:val="en_US" w:bidi="en_US"/>
+        </w:rPr>
+        <w:t>13</w:t>
+      </w:r>
+      <w:r>
+        <w:rPr>
+          <w:lang w:val="en_US" w:bidi="en_US"/>
+        </w:rPr>
+        <w:t xml:space="preserve"> “Behold, I am against you,” declares the LORD of Hosts. “I will reduce your chariots to cinders, and the sword will devour your young lions. I will cut off your prey from the earth, and the voices of your messengers will no longer be heard.”</w:t>
+      </w:r>
+    </w:p>
+    <w:p>
+      <w:pPr>
+        <w:pStyle w:val="Heading2"/>
+      </w:pPr>
+      <w:r>
+        <w:rPr>
+          <w:lang w:val="en_US" w:bidi="en_US"/>
+        </w:rPr>
+        <w:t>Nahum 3:1</w:t>
+      </w:r>
+      <w:r>
+        <w:rPr>
+          <w:lang w:val="en_US" w:bidi="en_US"/>
+        </w:rPr>
+      </w:r>
+    </w:p>
+    <w:p>
+      <w:pPr/>
+      <w:r>
+        <w:rPr>
+          <w:lang w:val="en_US" w:bidi="en_US"/>
+        </w:rPr>
+      </w:r>
+      <w:r>
+        <w:rPr>
+          <w:vertAlign w:val="superscript"/>
+          <w:lang w:val="en_US" w:bidi="en_US"/>
+        </w:rPr>
+        <w:t>1</w:t>
+      </w:r>
+      <w:r>
+        <w:rPr>
+          <w:lang w:val="en_US" w:bidi="en_US"/>
+        </w:rPr>
+        <w:t xml:space="preserve"> Woe to the city of blood, full of lies, full of plunder, never without prey.</w:t>
+      </w:r>
+    </w:p>
+    <w:p>
+      <w:pPr/>
+      <w:r>
+        <w:rPr>
+          <w:lang w:val="en_US" w:bidi="en_US"/>
+        </w:rPr>
+      </w:r>
+      <w:r>
+        <w:rPr>
+          <w:vertAlign w:val="superscript"/>
+          <w:lang w:val="en_US" w:bidi="en_US"/>
+        </w:rPr>
         <w:t>2</w:t>
       </w:r>
       <w:r>
         <w:rPr>
           <w:lang w:val="en_US" w:bidi="en_US"/>
         </w:rPr>
-        <w:t xml:space="preserve"> The LORD is a jealous and avenging God; the LORD is avenging and full of wrath. The LORD takes vengeance on His foes and reserves wrath for His enemies.</w:t>
-      </w:r>
-      <w:r>
-        <w:rPr>
-          <w:lang w:val="en_US" w:bidi="en_US"/>
-        </w:rPr>
-      </w:r>
-      <w:r>
-        <w:rPr>
-          <w:lang w:val="en_US" w:bidi="en_US"/>
-        </w:rPr>
+        <w:t xml:space="preserve"> The crack of the whip, the rumble of the wheel, galloping horse and bounding chariot!</w:t>
       </w:r>
     </w:p>
     <w:p>
@@ -312,6 +865,19 @@
           <w:lang w:val="en_US" w:bidi="en_US"/>
         </w:rPr>
       </w:r>
+      <w:r>
+        <w:rPr>
+          <w:vertAlign w:val="superscript"/>
+          <w:lang w:val="en_US" w:bidi="en_US"/>
+        </w:rPr>
+        <w:t>3</w:t>
+      </w:r>
+      <w:r>
+        <w:rPr>
+          <w:lang w:val="en_US" w:bidi="en_US"/>
+        </w:rPr>
+        <w:t xml:space="preserve"> Charging horseman, flashing sword, shining spear; heaps of slain, mounds of corpses, dead bodies without end—they stumble over their dead—</w:t>
+      </w:r>
     </w:p>
     <w:p>
       <w:pPr/>
@@ -325,23 +891,13 @@
           <w:vertAlign w:val="superscript"/>
           <w:lang w:val="en_US" w:bidi="en_US"/>
         </w:rPr>
-        <w:t>3</w:t>
-      </w:r>
-      <w:r>
-        <w:rPr>
-          <w:lang w:val="en_US" w:bidi="en_US"/>
-        </w:rPr>
-        <w:t xml:space="preserve"> The LORD is slow to anger and great in power; the LORD will by no means leave the guilty unpunished. His path is in the whirlwind and storm, and clouds are the dust beneath His feet.</w:t>
-      </w:r>
-      <w:r>
-        <w:rPr>
-          <w:lang w:val="en_US" w:bidi="en_US"/>
-        </w:rPr>
-      </w:r>
-      <w:r>
-        <w:rPr>
-          <w:lang w:val="en_US" w:bidi="en_US"/>
-        </w:rPr>
+        <w:t>4</w:t>
+      </w:r>
+      <w:r>
+        <w:rPr>
+          <w:lang w:val="en_US" w:bidi="en_US"/>
+        </w:rPr>
+        <w:t xml:space="preserve"> because of the many harlotries of the harlot, the seductive mistress of sorcery, who betrays nations by her prostitution and clans by her witchcraft.</w:t>
       </w:r>
     </w:p>
     <w:p>
@@ -351,6 +907,19 @@
           <w:lang w:val="en_US" w:bidi="en_US"/>
         </w:rPr>
       </w:r>
+      <w:r>
+        <w:rPr>
+          <w:vertAlign w:val="superscript"/>
+          <w:lang w:val="en_US" w:bidi="en_US"/>
+        </w:rPr>
+        <w:t>5</w:t>
+      </w:r>
+      <w:r>
+        <w:rPr>
+          <w:lang w:val="en_US" w:bidi="en_US"/>
+        </w:rPr>
+        <w:t xml:space="preserve"> “Behold, I am against you,” declares the LORD of Hosts. “I will lift your skirts over your face. I will show your nakedness to the nations and your shame to the kingdoms.</w:t>
+      </w:r>
     </w:p>
     <w:p>
       <w:pPr/>
@@ -364,23 +933,13 @@
           <w:vertAlign w:val="superscript"/>
           <w:lang w:val="en_US" w:bidi="en_US"/>
         </w:rPr>
-        <w:t>4</w:t>
-      </w:r>
-      <w:r>
-        <w:rPr>
-          <w:lang w:val="en_US" w:bidi="en_US"/>
-        </w:rPr>
-        <w:t xml:space="preserve"> He rebukes the sea and dries it up; He makes all the rivers run dry. Bashan and Carmel wither, and the flower of Lebanon wilts.</w:t>
-      </w:r>
-      <w:r>
-        <w:rPr>
-          <w:lang w:val="en_US" w:bidi="en_US"/>
-        </w:rPr>
-      </w:r>
-      <w:r>
-        <w:rPr>
-          <w:lang w:val="en_US" w:bidi="en_US"/>
-        </w:rPr>
+        <w:t>6</w:t>
+      </w:r>
+      <w:r>
+        <w:rPr>
+          <w:lang w:val="en_US" w:bidi="en_US"/>
+        </w:rPr>
+        <w:t xml:space="preserve"> I will pelt you with filth and treat you with contempt; I will make a spectacle of you.</w:t>
       </w:r>
     </w:p>
     <w:p>
@@ -390,6 +949,19 @@
           <w:lang w:val="en_US" w:bidi="en_US"/>
         </w:rPr>
       </w:r>
+      <w:r>
+        <w:rPr>
+          <w:vertAlign w:val="superscript"/>
+          <w:lang w:val="en_US" w:bidi="en_US"/>
+        </w:rPr>
+        <w:t>7</w:t>
+      </w:r>
+      <w:r>
+        <w:rPr>
+          <w:lang w:val="en_US" w:bidi="en_US"/>
+        </w:rPr>
+        <w:t xml:space="preserve"> Then all who see you will recoil from you and say, ‘Nineveh is devastated; who will grieve for her?’ Where can I find comforters for you?”</w:t>
+      </w:r>
     </w:p>
     <w:p>
       <w:pPr/>
@@ -403,23 +975,13 @@
           <w:vertAlign w:val="superscript"/>
           <w:lang w:val="en_US" w:bidi="en_US"/>
         </w:rPr>
-        <w:t>5</w:t>
-      </w:r>
-      <w:r>
-        <w:rPr>
-          <w:lang w:val="en_US" w:bidi="en_US"/>
-        </w:rPr>
-        <w:t xml:space="preserve"> The mountains quake before Him, and the hills melt away; the earth trembles at His presence—the world and all its dwellers.</w:t>
-      </w:r>
-      <w:r>
-        <w:rPr>
-          <w:lang w:val="en_US" w:bidi="en_US"/>
-        </w:rPr>
-      </w:r>
-      <w:r>
-        <w:rPr>
-          <w:lang w:val="en_US" w:bidi="en_US"/>
-        </w:rPr>
+        <w:t>8</w:t>
+      </w:r>
+      <w:r>
+        <w:rPr>
+          <w:lang w:val="en_US" w:bidi="en_US"/>
+        </w:rPr>
+        <w:t xml:space="preserve"> Are you better than Thebes, stationed by the Nile with water around her, whose rampart was the sea, whose wall was the water?</w:t>
       </w:r>
     </w:p>
     <w:p>
@@ -429,6 +991,19 @@
           <w:lang w:val="en_US" w:bidi="en_US"/>
         </w:rPr>
       </w:r>
+      <w:r>
+        <w:rPr>
+          <w:vertAlign w:val="superscript"/>
+          <w:lang w:val="en_US" w:bidi="en_US"/>
+        </w:rPr>
+        <w:t>9</w:t>
+      </w:r>
+      <w:r>
+        <w:rPr>
+          <w:lang w:val="en_US" w:bidi="en_US"/>
+        </w:rPr>
+        <w:t xml:space="preserve"> Cush and Egypt were her boundless strength; Put and Libya were her allies.</w:t>
+      </w:r>
     </w:p>
     <w:p>
       <w:pPr/>
@@ -442,23 +1017,13 @@
           <w:vertAlign w:val="superscript"/>
           <w:lang w:val="en_US" w:bidi="en_US"/>
         </w:rPr>
-        <w:t>6</w:t>
-      </w:r>
-      <w:r>
-        <w:rPr>
-          <w:lang w:val="en_US" w:bidi="en_US"/>
-        </w:rPr>
-        <w:t xml:space="preserve"> Who can withstand His indignation? Who can endure His burning anger? His wrath is poured out like fire; even rocks are shattered before Him.</w:t>
-      </w:r>
-      <w:r>
-        <w:rPr>
-          <w:lang w:val="en_US" w:bidi="en_US"/>
-        </w:rPr>
-      </w:r>
-      <w:r>
-        <w:rPr>
-          <w:lang w:val="en_US" w:bidi="en_US"/>
-        </w:rPr>
+        <w:t>10</w:t>
+      </w:r>
+      <w:r>
+        <w:rPr>
+          <w:lang w:val="en_US" w:bidi="en_US"/>
+        </w:rPr>
+        <w:t xml:space="preserve"> Yet she became an exile; she went into captivity. Her infants were dashed to pieces at the head of every street. They cast lots for her dignitaries, and all her nobles were bound in chains.</w:t>
       </w:r>
     </w:p>
     <w:p>
@@ -468,6 +1033,19 @@
           <w:lang w:val="en_US" w:bidi="en_US"/>
         </w:rPr>
       </w:r>
+      <w:r>
+        <w:rPr>
+          <w:vertAlign w:val="superscript"/>
+          <w:lang w:val="en_US" w:bidi="en_US"/>
+        </w:rPr>
+        <w:t>11</w:t>
+      </w:r>
+      <w:r>
+        <w:rPr>
+          <w:lang w:val="en_US" w:bidi="en_US"/>
+        </w:rPr>
+        <w:t xml:space="preserve"> You too will become drunk; you will go into hiding and seek refuge from the enemy.</w:t>
+      </w:r>
     </w:p>
     <w:p>
       <w:pPr/>
@@ -481,23 +1059,13 @@
           <w:vertAlign w:val="superscript"/>
           <w:lang w:val="en_US" w:bidi="en_US"/>
         </w:rPr>
-        <w:t>7</w:t>
-      </w:r>
-      <w:r>
-        <w:rPr>
-          <w:lang w:val="en_US" w:bidi="en_US"/>
-        </w:rPr>
-        <w:t xml:space="preserve"> The LORD is good, a stronghold in the day of distress; He cares for those who trust in Him.</w:t>
-      </w:r>
-      <w:r>
-        <w:rPr>
-          <w:lang w:val="en_US" w:bidi="en_US"/>
-        </w:rPr>
-      </w:r>
-      <w:r>
-        <w:rPr>
-          <w:lang w:val="en_US" w:bidi="en_US"/>
-        </w:rPr>
+        <w:t>12</w:t>
+      </w:r>
+      <w:r>
+        <w:rPr>
+          <w:lang w:val="en_US" w:bidi="en_US"/>
+        </w:rPr>
+        <w:t xml:space="preserve"> All your fortresses are fig trees with the first ripe figs; when shaken, they fall into the mouth of the eater!</w:t>
       </w:r>
     </w:p>
     <w:p>
@@ -507,6 +1075,19 @@
           <w:lang w:val="en_US" w:bidi="en_US"/>
         </w:rPr>
       </w:r>
+      <w:r>
+        <w:rPr>
+          <w:vertAlign w:val="superscript"/>
+          <w:lang w:val="en_US" w:bidi="en_US"/>
+        </w:rPr>
+        <w:t>13</w:t>
+      </w:r>
+      <w:r>
+        <w:rPr>
+          <w:lang w:val="en_US" w:bidi="en_US"/>
+        </w:rPr>
+        <w:t xml:space="preserve"> Look at your troops—they are like your women! The gates of your land are wide open to your enemies; fire consumes their bars.</w:t>
+      </w:r>
     </w:p>
     <w:p>
       <w:pPr/>
@@ -520,23 +1101,13 @@
           <w:vertAlign w:val="superscript"/>
           <w:lang w:val="en_US" w:bidi="en_US"/>
         </w:rPr>
-        <w:t>8</w:t>
-      </w:r>
-      <w:r>
-        <w:rPr>
-          <w:lang w:val="en_US" w:bidi="en_US"/>
-        </w:rPr>
-        <w:t xml:space="preserve"> But with an overwhelming flood He will make an end of Nineveh and pursue His enemies into darkness.</w:t>
-      </w:r>
-      <w:r>
-        <w:rPr>
-          <w:lang w:val="en_US" w:bidi="en_US"/>
-        </w:rPr>
-      </w:r>
-      <w:r>
-        <w:rPr>
-          <w:lang w:val="en_US" w:bidi="en_US"/>
-        </w:rPr>
+        <w:t>14</w:t>
+      </w:r>
+      <w:r>
+        <w:rPr>
+          <w:lang w:val="en_US" w:bidi="en_US"/>
+        </w:rPr>
+        <w:t xml:space="preserve"> Draw your water for the siege; strengthen your fortresses. Work the clay and tread the mortar; repair the brick kiln!</w:t>
       </w:r>
     </w:p>
     <w:p>
@@ -546,6 +1117,19 @@
           <w:lang w:val="en_US" w:bidi="en_US"/>
         </w:rPr>
       </w:r>
+      <w:r>
+        <w:rPr>
+          <w:vertAlign w:val="superscript"/>
+          <w:lang w:val="en_US" w:bidi="en_US"/>
+        </w:rPr>
+        <w:t>15</w:t>
+      </w:r>
+      <w:r>
+        <w:rPr>
+          <w:lang w:val="en_US" w:bidi="en_US"/>
+        </w:rPr>
+        <w:t xml:space="preserve"> There the fire will devour you; the sword will cut you down and consume you like a young locust. Make yourself many like the young locust; make yourself many like the swarming locust!</w:t>
+      </w:r>
     </w:p>
     <w:p>
       <w:pPr/>
@@ -559,23 +1143,13 @@
           <w:vertAlign w:val="superscript"/>
           <w:lang w:val="en_US" w:bidi="en_US"/>
         </w:rPr>
-        <w:t>9</w:t>
-      </w:r>
-      <w:r>
-        <w:rPr>
-          <w:lang w:val="en_US" w:bidi="en_US"/>
-        </w:rPr>
-        <w:t xml:space="preserve"> Whatever you plot against the LORD, He will bring to an end. Affliction will not rise up a second time.</w:t>
-      </w:r>
-      <w:r>
-        <w:rPr>
-          <w:lang w:val="en_US" w:bidi="en_US"/>
-        </w:rPr>
-      </w:r>
-      <w:r>
-        <w:rPr>
-          <w:lang w:val="en_US" w:bidi="en_US"/>
-        </w:rPr>
+        <w:t>16</w:t>
+      </w:r>
+      <w:r>
+        <w:rPr>
+          <w:lang w:val="en_US" w:bidi="en_US"/>
+        </w:rPr>
+        <w:t xml:space="preserve"> You have multiplied your merchants more than the stars of the sky. The young locust strips the land and flies away.</w:t>
       </w:r>
     </w:p>
     <w:p>
@@ -585,6 +1159,19 @@
           <w:lang w:val="en_US" w:bidi="en_US"/>
         </w:rPr>
       </w:r>
+      <w:r>
+        <w:rPr>
+          <w:vertAlign w:val="superscript"/>
+          <w:lang w:val="en_US" w:bidi="en_US"/>
+        </w:rPr>
+        <w:t>17</w:t>
+      </w:r>
+      <w:r>
+        <w:rPr>
+          <w:lang w:val="en_US" w:bidi="en_US"/>
+        </w:rPr>
+        <w:t xml:space="preserve"> Your guards are like the swarming locust, and your scribes like clouds of locusts that settle on the walls on a cold day. When the sun rises, they fly away, and no one knows where.</w:t>
+      </w:r>
     </w:p>
     <w:p>
       <w:pPr/>
@@ -598,23 +1185,13 @@
           <w:vertAlign w:val="superscript"/>
           <w:lang w:val="en_US" w:bidi="en_US"/>
         </w:rPr>
-        <w:t>10</w:t>
-      </w:r>
-      <w:r>
-        <w:rPr>
-          <w:lang w:val="en_US" w:bidi="en_US"/>
-        </w:rPr>
-        <w:t xml:space="preserve"> For they will be entangled as with thorns and consumed like the drink of a drunkard—like stubble that is fully dry.</w:t>
-      </w:r>
-      <w:r>
-        <w:rPr>
-          <w:lang w:val="en_US" w:bidi="en_US"/>
-        </w:rPr>
-      </w:r>
-      <w:r>
-        <w:rPr>
-          <w:lang w:val="en_US" w:bidi="en_US"/>
-        </w:rPr>
+        <w:t>18</w:t>
+      </w:r>
+      <w:r>
+        <w:rPr>
+          <w:lang w:val="en_US" w:bidi="en_US"/>
+        </w:rPr>
+        <w:t xml:space="preserve"> O king of Assyria, your shepherds slumber; your officers sleep. Your people are scattered on the mountains with no one to gather them.</w:t>
       </w:r>
     </w:p>
     <w:p>
@@ -624,1455 +1201,11 @@
           <w:lang w:val="en_US" w:bidi="en_US"/>
         </w:rPr>
       </w:r>
-    </w:p>
-    <w:p>
-      <w:pPr/>
-      <w:r>
-        <w:rPr>
-          <w:lang w:val="en_US" w:bidi="en_US"/>
-        </w:rPr>
-      </w:r>
       <w:r>
         <w:rPr>
           <w:vertAlign w:val="superscript"/>
           <w:lang w:val="en_US" w:bidi="en_US"/>
         </w:rPr>
-        <w:t>11</w:t>
-      </w:r>
-      <w:r>
-        <w:rPr>
-          <w:lang w:val="en_US" w:bidi="en_US"/>
-        </w:rPr>
-        <w:t xml:space="preserve"> From you, O Nineveh, comes forth a plotter of evil against the LORD, a counselor of wickedness.</w:t>
-      </w:r>
-      <w:r>
-        <w:rPr>
-          <w:lang w:val="en_US" w:bidi="en_US"/>
-        </w:rPr>
-      </w:r>
-      <w:r>
-        <w:rPr>
-          <w:lang w:val="en_US" w:bidi="en_US"/>
-        </w:rPr>
-      </w:r>
-    </w:p>
-    <w:p>
-      <w:pPr/>
-      <w:r>
-        <w:rPr>
-          <w:lang w:val="en_US" w:bidi="en_US"/>
-        </w:rPr>
-      </w:r>
-    </w:p>
-    <w:p>
-      <w:pPr/>
-      <w:r>
-        <w:rPr>
-          <w:lang w:val="en_US" w:bidi="en_US"/>
-        </w:rPr>
-      </w:r>
-      <w:r>
-        <w:rPr>
-          <w:vertAlign w:val="superscript"/>
-          <w:lang w:val="en_US" w:bidi="en_US"/>
-        </w:rPr>
-        <w:t>12</w:t>
-      </w:r>
-      <w:r>
-        <w:rPr>
-          <w:lang w:val="en_US" w:bidi="en_US"/>
-        </w:rPr>
-        <w:t xml:space="preserve"> This is what the LORD says: “Though they are allied and numerous, yet they will be cut down and pass away. Though I have afflicted you, O Judah, I will afflict you no longer.</w:t>
-      </w:r>
-      <w:r>
-        <w:rPr>
-          <w:lang w:val="en_US" w:bidi="en_US"/>
-        </w:rPr>
-      </w:r>
-      <w:r>
-        <w:rPr>
-          <w:lang w:val="en_US" w:bidi="en_US"/>
-        </w:rPr>
-      </w:r>
-    </w:p>
-    <w:p>
-      <w:pPr/>
-      <w:r>
-        <w:rPr>
-          <w:lang w:val="en_US" w:bidi="en_US"/>
-        </w:rPr>
-      </w:r>
-    </w:p>
-    <w:p>
-      <w:pPr/>
-      <w:r>
-        <w:rPr>
-          <w:lang w:val="en_US" w:bidi="en_US"/>
-        </w:rPr>
-      </w:r>
-      <w:r>
-        <w:rPr>
-          <w:vertAlign w:val="superscript"/>
-          <w:lang w:val="en_US" w:bidi="en_US"/>
-        </w:rPr>
-        <w:t>13</w:t>
-      </w:r>
-      <w:r>
-        <w:rPr>
-          <w:lang w:val="en_US" w:bidi="en_US"/>
-        </w:rPr>
-        <w:t xml:space="preserve"> For I will now break their yoke from your neck and tear away your shackles.”</w:t>
-      </w:r>
-      <w:r>
-        <w:rPr>
-          <w:lang w:val="en_US" w:bidi="en_US"/>
-        </w:rPr>
-      </w:r>
-      <w:r>
-        <w:rPr>
-          <w:lang w:val="en_US" w:bidi="en_US"/>
-        </w:rPr>
-      </w:r>
-    </w:p>
-    <w:p>
-      <w:pPr/>
-      <w:r>
-        <w:rPr>
-          <w:lang w:val="en_US" w:bidi="en_US"/>
-        </w:rPr>
-      </w:r>
-    </w:p>
-    <w:p>
-      <w:pPr/>
-      <w:r>
-        <w:rPr>
-          <w:lang w:val="en_US" w:bidi="en_US"/>
-        </w:rPr>
-      </w:r>
-      <w:r>
-        <w:rPr>
-          <w:vertAlign w:val="superscript"/>
-          <w:lang w:val="en_US" w:bidi="en_US"/>
-        </w:rPr>
-        <w:t>14</w:t>
-      </w:r>
-      <w:r>
-        <w:rPr>
-          <w:lang w:val="en_US" w:bidi="en_US"/>
-        </w:rPr>
-        <w:t xml:space="preserve"> The LORD has issued a command concerning you, O Nineveh: “There will be no descendants to carry on your name. I will cut off the carved image and cast idol from the house of your gods; I will prepare your grave, for you are contemptible.”</w:t>
-      </w:r>
-      <w:r>
-        <w:rPr>
-          <w:lang w:val="en_US" w:bidi="en_US"/>
-        </w:rPr>
-      </w:r>
-      <w:r>
-        <w:rPr>
-          <w:lang w:val="en_US" w:bidi="en_US"/>
-        </w:rPr>
-      </w:r>
-    </w:p>
-    <w:p>
-      <w:pPr/>
-      <w:r>
-        <w:rPr>
-          <w:lang w:val="en_US" w:bidi="en_US"/>
-        </w:rPr>
-      </w:r>
-    </w:p>
-    <w:p>
-      <w:pPr/>
-      <w:r>
-        <w:rPr>
-          <w:lang w:val="en_US" w:bidi="en_US"/>
-        </w:rPr>
-      </w:r>
-      <w:r>
-        <w:rPr>
-          <w:vertAlign w:val="superscript"/>
-          <w:lang w:val="en_US" w:bidi="en_US"/>
-        </w:rPr>
-        <w:t>15</w:t>
-      </w:r>
-      <w:r>
-        <w:rPr>
-          <w:lang w:val="en_US" w:bidi="en_US"/>
-        </w:rPr>
-        <w:t xml:space="preserve"> Look to the mountains—the feet of one who brings good news, who proclaims peace! Celebrate your feasts, O Judah; fulfill your vows. For the wicked will never again march through you; they will be utterly cut off.</w:t>
-      </w:r>
-      <w:r>
-        <w:rPr>
-          <w:lang w:val="en_US" w:bidi="en_US"/>
-        </w:rPr>
-      </w:r>
-      <w:r>
-        <w:rPr>
-          <w:lang w:val="en_US" w:bidi="en_US"/>
-        </w:rPr>
-      </w:r>
-    </w:p>
-    <w:p>
-      <w:pPr/>
-      <w:r>
-        <w:rPr>
-          <w:lang w:val="en_US" w:bidi="en_US"/>
-        </w:rPr>
-      </w:r>
-    </w:p>
-    <w:p>
-      <w:pPr>
-        <w:pStyle w:val="Heading2"/>
-      </w:pPr>
-      <w:r>
-        <w:rPr>
-          <w:lang w:val="en_US" w:bidi="en_US"/>
-        </w:rPr>
-        <w:t>Nahum 2:1</w:t>
-      </w:r>
-      <w:r>
-        <w:rPr>
-          <w:lang w:val="en_US" w:bidi="en_US"/>
-        </w:rPr>
-      </w:r>
-    </w:p>
-    <w:p>
-      <w:pPr/>
-      <w:r>
-        <w:rPr>
-          <w:lang w:val="en_US" w:bidi="en_US"/>
-        </w:rPr>
-      </w:r>
-      <w:r>
-        <w:rPr>
-          <w:vertAlign w:val="superscript"/>
-          <w:lang w:val="en_US" w:bidi="en_US"/>
-        </w:rPr>
-        <w:t>1</w:t>
-      </w:r>
-      <w:r>
-        <w:rPr>
-          <w:lang w:val="en_US" w:bidi="en_US"/>
-        </w:rPr>
-        <w:t xml:space="preserve"> One who scatters advances against you, O Nineveh. Guard the fortress! Watch the road! Brace yourselves! Summon all your strength!</w:t>
-      </w:r>
-      <w:r>
-        <w:rPr>
-          <w:lang w:val="en_US" w:bidi="en_US"/>
-        </w:rPr>
-      </w:r>
-      <w:r>
-        <w:rPr>
-          <w:lang w:val="en_US" w:bidi="en_US"/>
-        </w:rPr>
-      </w:r>
-    </w:p>
-    <w:p>
-      <w:pPr/>
-      <w:r>
-        <w:rPr>
-          <w:lang w:val="en_US" w:bidi="en_US"/>
-        </w:rPr>
-      </w:r>
-    </w:p>
-    <w:p>
-      <w:pPr/>
-      <w:r>
-        <w:rPr>
-          <w:lang w:val="en_US" w:bidi="en_US"/>
-        </w:rPr>
-      </w:r>
-      <w:r>
-        <w:rPr>
-          <w:vertAlign w:val="superscript"/>
-          <w:lang w:val="en_US" w:bidi="en_US"/>
-        </w:rPr>
-        <w:t>2</w:t>
-      </w:r>
-      <w:r>
-        <w:rPr>
-          <w:lang w:val="en_US" w:bidi="en_US"/>
-        </w:rPr>
-        <w:t xml:space="preserve"> For the LORD will restore the splendor of Jacob like the splendor of Israel, though destroyers have laid them waste and ruined the branches of their vine.</w:t>
-      </w:r>
-      <w:r>
-        <w:rPr>
-          <w:lang w:val="en_US" w:bidi="en_US"/>
-        </w:rPr>
-      </w:r>
-      <w:r>
-        <w:rPr>
-          <w:lang w:val="en_US" w:bidi="en_US"/>
-        </w:rPr>
-      </w:r>
-    </w:p>
-    <w:p>
-      <w:pPr/>
-      <w:r>
-        <w:rPr>
-          <w:lang w:val="en_US" w:bidi="en_US"/>
-        </w:rPr>
-      </w:r>
-    </w:p>
-    <w:p>
-      <w:pPr/>
-      <w:r>
-        <w:rPr>
-          <w:lang w:val="en_US" w:bidi="en_US"/>
-        </w:rPr>
-      </w:r>
-      <w:r>
-        <w:rPr>
-          <w:vertAlign w:val="superscript"/>
-          <w:lang w:val="en_US" w:bidi="en_US"/>
-        </w:rPr>
-        <w:t>3</w:t>
-      </w:r>
-      <w:r>
-        <w:rPr>
-          <w:lang w:val="en_US" w:bidi="en_US"/>
-        </w:rPr>
-        <w:t xml:space="preserve"> The shields of his mighty men are red; the valiant warriors are dressed in scarlet. The fittings of the chariots flash like fire on the day they are prepared, and the spears of cypress have been brandished.</w:t>
-      </w:r>
-      <w:r>
-        <w:rPr>
-          <w:lang w:val="en_US" w:bidi="en_US"/>
-        </w:rPr>
-      </w:r>
-      <w:r>
-        <w:rPr>
-          <w:lang w:val="en_US" w:bidi="en_US"/>
-        </w:rPr>
-      </w:r>
-    </w:p>
-    <w:p>
-      <w:pPr/>
-      <w:r>
-        <w:rPr>
-          <w:lang w:val="en_US" w:bidi="en_US"/>
-        </w:rPr>
-      </w:r>
-    </w:p>
-    <w:p>
-      <w:pPr/>
-      <w:r>
-        <w:rPr>
-          <w:lang w:val="en_US" w:bidi="en_US"/>
-        </w:rPr>
-      </w:r>
-      <w:r>
-        <w:rPr>
-          <w:vertAlign w:val="superscript"/>
-          <w:lang w:val="en_US" w:bidi="en_US"/>
-        </w:rPr>
-        <w:t>4</w:t>
-      </w:r>
-      <w:r>
-        <w:rPr>
-          <w:lang w:val="en_US" w:bidi="en_US"/>
-        </w:rPr>
-        <w:t xml:space="preserve"> The chariots dash through the streets; they rush around the plazas, appearing like torches, darting about like lightning.</w:t>
-      </w:r>
-      <w:r>
-        <w:rPr>
-          <w:lang w:val="en_US" w:bidi="en_US"/>
-        </w:rPr>
-      </w:r>
-      <w:r>
-        <w:rPr>
-          <w:lang w:val="en_US" w:bidi="en_US"/>
-        </w:rPr>
-      </w:r>
-    </w:p>
-    <w:p>
-      <w:pPr/>
-      <w:r>
-        <w:rPr>
-          <w:lang w:val="en_US" w:bidi="en_US"/>
-        </w:rPr>
-      </w:r>
-    </w:p>
-    <w:p>
-      <w:pPr/>
-      <w:r>
-        <w:rPr>
-          <w:lang w:val="en_US" w:bidi="en_US"/>
-        </w:rPr>
-      </w:r>
-      <w:r>
-        <w:rPr>
-          <w:vertAlign w:val="superscript"/>
-          <w:lang w:val="en_US" w:bidi="en_US"/>
-        </w:rPr>
-        <w:t>5</w:t>
-      </w:r>
-      <w:r>
-        <w:rPr>
-          <w:lang w:val="en_US" w:bidi="en_US"/>
-        </w:rPr>
-        <w:t xml:space="preserve"> He summons his nobles; they stumble as they advance. They race to its wall; the protective shield is set in place.</w:t>
-      </w:r>
-      <w:r>
-        <w:rPr>
-          <w:lang w:val="en_US" w:bidi="en_US"/>
-        </w:rPr>
-      </w:r>
-      <w:r>
-        <w:rPr>
-          <w:lang w:val="en_US" w:bidi="en_US"/>
-        </w:rPr>
-      </w:r>
-    </w:p>
-    <w:p>
-      <w:pPr/>
-      <w:r>
-        <w:rPr>
-          <w:lang w:val="en_US" w:bidi="en_US"/>
-        </w:rPr>
-      </w:r>
-    </w:p>
-    <w:p>
-      <w:pPr/>
-      <w:r>
-        <w:rPr>
-          <w:lang w:val="en_US" w:bidi="en_US"/>
-        </w:rPr>
-      </w:r>
-      <w:r>
-        <w:rPr>
-          <w:vertAlign w:val="superscript"/>
-          <w:lang w:val="en_US" w:bidi="en_US"/>
-        </w:rPr>
-        <w:t>6</w:t>
-      </w:r>
-      <w:r>
-        <w:rPr>
-          <w:lang w:val="en_US" w:bidi="en_US"/>
-        </w:rPr>
-        <w:t xml:space="preserve"> The river gates are thrown open and the palace collapses.</w:t>
-      </w:r>
-      <w:r>
-        <w:rPr>
-          <w:lang w:val="en_US" w:bidi="en_US"/>
-        </w:rPr>
-      </w:r>
-      <w:r>
-        <w:rPr>
-          <w:lang w:val="en_US" w:bidi="en_US"/>
-        </w:rPr>
-      </w:r>
-    </w:p>
-    <w:p>
-      <w:pPr/>
-      <w:r>
-        <w:rPr>
-          <w:lang w:val="en_US" w:bidi="en_US"/>
-        </w:rPr>
-      </w:r>
-    </w:p>
-    <w:p>
-      <w:pPr/>
-      <w:r>
-        <w:rPr>
-          <w:lang w:val="en_US" w:bidi="en_US"/>
-        </w:rPr>
-      </w:r>
-      <w:r>
-        <w:rPr>
-          <w:vertAlign w:val="superscript"/>
-          <w:lang w:val="en_US" w:bidi="en_US"/>
-        </w:rPr>
-        <w:t>7</w:t>
-      </w:r>
-      <w:r>
-        <w:rPr>
-          <w:lang w:val="en_US" w:bidi="en_US"/>
-        </w:rPr>
-        <w:t xml:space="preserve"> It is decreed that the city be exiled and carried away; her maidservants moan like doves, and beat upon their breasts.</w:t>
-      </w:r>
-      <w:r>
-        <w:rPr>
-          <w:lang w:val="en_US" w:bidi="en_US"/>
-        </w:rPr>
-      </w:r>
-      <w:r>
-        <w:rPr>
-          <w:lang w:val="en_US" w:bidi="en_US"/>
-        </w:rPr>
-      </w:r>
-    </w:p>
-    <w:p>
-      <w:pPr/>
-      <w:r>
-        <w:rPr>
-          <w:lang w:val="en_US" w:bidi="en_US"/>
-        </w:rPr>
-      </w:r>
-    </w:p>
-    <w:p>
-      <w:pPr/>
-      <w:r>
-        <w:rPr>
-          <w:lang w:val="en_US" w:bidi="en_US"/>
-        </w:rPr>
-      </w:r>
-      <w:r>
-        <w:rPr>
-          <w:vertAlign w:val="superscript"/>
-          <w:lang w:val="en_US" w:bidi="en_US"/>
-        </w:rPr>
-        <w:t>8</w:t>
-      </w:r>
-      <w:r>
-        <w:rPr>
-          <w:lang w:val="en_US" w:bidi="en_US"/>
-        </w:rPr>
-        <w:t xml:space="preserve"> Nineveh has been like a pool of water throughout her days, but now it is draining away. “Stop! Stop!” they cry, but no one turns back.</w:t>
-      </w:r>
-      <w:r>
-        <w:rPr>
-          <w:lang w:val="en_US" w:bidi="en_US"/>
-        </w:rPr>
-      </w:r>
-      <w:r>
-        <w:rPr>
-          <w:lang w:val="en_US" w:bidi="en_US"/>
-        </w:rPr>
-      </w:r>
-    </w:p>
-    <w:p>
-      <w:pPr/>
-      <w:r>
-        <w:rPr>
-          <w:lang w:val="en_US" w:bidi="en_US"/>
-        </w:rPr>
-      </w:r>
-    </w:p>
-    <w:p>
-      <w:pPr/>
-      <w:r>
-        <w:rPr>
-          <w:lang w:val="en_US" w:bidi="en_US"/>
-        </w:rPr>
-      </w:r>
-      <w:r>
-        <w:rPr>
-          <w:vertAlign w:val="superscript"/>
-          <w:lang w:val="en_US" w:bidi="en_US"/>
-        </w:rPr>
-        <w:t>9</w:t>
-      </w:r>
-      <w:r>
-        <w:rPr>
-          <w:lang w:val="en_US" w:bidi="en_US"/>
-        </w:rPr>
-        <w:t xml:space="preserve"> “Plunder the silver! Plunder the gold!” There is no end to the treasure, an abundance of every precious thing.</w:t>
-      </w:r>
-      <w:r>
-        <w:rPr>
-          <w:lang w:val="en_US" w:bidi="en_US"/>
-        </w:rPr>
-      </w:r>
-      <w:r>
-        <w:rPr>
-          <w:lang w:val="en_US" w:bidi="en_US"/>
-        </w:rPr>
-      </w:r>
-    </w:p>
-    <w:p>
-      <w:pPr/>
-      <w:r>
-        <w:rPr>
-          <w:lang w:val="en_US" w:bidi="en_US"/>
-        </w:rPr>
-      </w:r>
-    </w:p>
-    <w:p>
-      <w:pPr/>
-      <w:r>
-        <w:rPr>
-          <w:lang w:val="en_US" w:bidi="en_US"/>
-        </w:rPr>
-      </w:r>
-      <w:r>
-        <w:rPr>
-          <w:vertAlign w:val="superscript"/>
-          <w:lang w:val="en_US" w:bidi="en_US"/>
-        </w:rPr>
-        <w:t>10</w:t>
-      </w:r>
-      <w:r>
-        <w:rPr>
-          <w:lang w:val="en_US" w:bidi="en_US"/>
-        </w:rPr>
-        <w:t xml:space="preserve"> She is emptied! Yes, she is desolate and laid waste! Hearts melt, knees knock, bodies tremble, and every face grows pale!</w:t>
-      </w:r>
-      <w:r>
-        <w:rPr>
-          <w:lang w:val="en_US" w:bidi="en_US"/>
-        </w:rPr>
-      </w:r>
-      <w:r>
-        <w:rPr>
-          <w:lang w:val="en_US" w:bidi="en_US"/>
-        </w:rPr>
-      </w:r>
-    </w:p>
-    <w:p>
-      <w:pPr/>
-      <w:r>
-        <w:rPr>
-          <w:lang w:val="en_US" w:bidi="en_US"/>
-        </w:rPr>
-      </w:r>
-    </w:p>
-    <w:p>
-      <w:pPr/>
-      <w:r>
-        <w:rPr>
-          <w:lang w:val="en_US" w:bidi="en_US"/>
-        </w:rPr>
-      </w:r>
-      <w:r>
-        <w:rPr>
-          <w:vertAlign w:val="superscript"/>
-          <w:lang w:val="en_US" w:bidi="en_US"/>
-        </w:rPr>
-        <w:t>11</w:t>
-      </w:r>
-      <w:r>
-        <w:rPr>
-          <w:lang w:val="en_US" w:bidi="en_US"/>
-        </w:rPr>
-        <w:t xml:space="preserve"> Where is the lions’ lair or the feeding ground of the young lions, where the lion and lioness prowled with their cubs, with nothing to frighten them away?</w:t>
-      </w:r>
-      <w:r>
-        <w:rPr>
-          <w:lang w:val="en_US" w:bidi="en_US"/>
-        </w:rPr>
-      </w:r>
-      <w:r>
-        <w:rPr>
-          <w:lang w:val="en_US" w:bidi="en_US"/>
-        </w:rPr>
-      </w:r>
-    </w:p>
-    <w:p>
-      <w:pPr/>
-      <w:r>
-        <w:rPr>
-          <w:lang w:val="en_US" w:bidi="en_US"/>
-        </w:rPr>
-      </w:r>
-    </w:p>
-    <w:p>
-      <w:pPr/>
-      <w:r>
-        <w:rPr>
-          <w:lang w:val="en_US" w:bidi="en_US"/>
-        </w:rPr>
-      </w:r>
-      <w:r>
-        <w:rPr>
-          <w:vertAlign w:val="superscript"/>
-          <w:lang w:val="en_US" w:bidi="en_US"/>
-        </w:rPr>
-        <w:t>12</w:t>
-      </w:r>
-      <w:r>
-        <w:rPr>
-          <w:lang w:val="en_US" w:bidi="en_US"/>
-        </w:rPr>
-        <w:t xml:space="preserve"> The lion mauled enough for its cubs and strangled prey for the lioness. It filled its dens with the kill, and its lairs with mauled prey.</w:t>
-      </w:r>
-      <w:r>
-        <w:rPr>
-          <w:lang w:val="en_US" w:bidi="en_US"/>
-        </w:rPr>
-      </w:r>
-      <w:r>
-        <w:rPr>
-          <w:lang w:val="en_US" w:bidi="en_US"/>
-        </w:rPr>
-      </w:r>
-    </w:p>
-    <w:p>
-      <w:pPr/>
-      <w:r>
-        <w:rPr>
-          <w:lang w:val="en_US" w:bidi="en_US"/>
-        </w:rPr>
-      </w:r>
-    </w:p>
-    <w:p>
-      <w:pPr/>
-      <w:r>
-        <w:rPr>
-          <w:lang w:val="en_US" w:bidi="en_US"/>
-        </w:rPr>
-      </w:r>
-      <w:r>
-        <w:rPr>
-          <w:vertAlign w:val="superscript"/>
-          <w:lang w:val="en_US" w:bidi="en_US"/>
-        </w:rPr>
-        <w:t>13</w:t>
-      </w:r>
-      <w:r>
-        <w:rPr>
-          <w:lang w:val="en_US" w:bidi="en_US"/>
-        </w:rPr>
-        <w:t xml:space="preserve"> “Behold, I am against you,” declares the LORD of Hosts. “I will reduce your chariots to cinders, and the sword will devour your young lions. I will cut off your prey from the earth, and the voices of your messengers will no longer be heard.”</w:t>
-      </w:r>
-      <w:r>
-        <w:rPr>
-          <w:lang w:val="en_US" w:bidi="en_US"/>
-        </w:rPr>
-      </w:r>
-      <w:r>
-        <w:rPr>
-          <w:lang w:val="en_US" w:bidi="en_US"/>
-        </w:rPr>
-      </w:r>
-    </w:p>
-    <w:p>
-      <w:pPr/>
-      <w:r>
-        <w:rPr>
-          <w:lang w:val="en_US" w:bidi="en_US"/>
-        </w:rPr>
-      </w:r>
-    </w:p>
-    <w:p>
-      <w:pPr>
-        <w:pStyle w:val="Heading2"/>
-      </w:pPr>
-      <w:r>
-        <w:rPr>
-          <w:lang w:val="en_US" w:bidi="en_US"/>
-        </w:rPr>
-        <w:t>Nahum 3:1</w:t>
-      </w:r>
-      <w:r>
-        <w:rPr>
-          <w:lang w:val="en_US" w:bidi="en_US"/>
-        </w:rPr>
-      </w:r>
-    </w:p>
-    <w:p>
-      <w:pPr/>
-      <w:r>
-        <w:rPr>
-          <w:lang w:val="en_US" w:bidi="en_US"/>
-        </w:rPr>
-      </w:r>
-      <w:r>
-        <w:rPr>
-          <w:vertAlign w:val="superscript"/>
-          <w:lang w:val="en_US" w:bidi="en_US"/>
-        </w:rPr>
-        <w:t>1</w:t>
-      </w:r>
-      <w:r>
-        <w:rPr>
-          <w:lang w:val="en_US" w:bidi="en_US"/>
-        </w:rPr>
-        <w:t xml:space="preserve"> Woe to the city of blood, full of lies, full of plunder, never without prey.</w:t>
-      </w:r>
-      <w:r>
-        <w:rPr>
-          <w:lang w:val="en_US" w:bidi="en_US"/>
-        </w:rPr>
-      </w:r>
-      <w:r>
-        <w:rPr>
-          <w:lang w:val="en_US" w:bidi="en_US"/>
-        </w:rPr>
-      </w:r>
-    </w:p>
-    <w:p>
-      <w:pPr/>
-      <w:r>
-        <w:rPr>
-          <w:lang w:val="en_US" w:bidi="en_US"/>
-        </w:rPr>
-      </w:r>
-    </w:p>
-    <w:p>
-      <w:pPr/>
-      <w:r>
-        <w:rPr>
-          <w:lang w:val="en_US" w:bidi="en_US"/>
-        </w:rPr>
-      </w:r>
-      <w:r>
-        <w:rPr>
-          <w:vertAlign w:val="superscript"/>
-          <w:lang w:val="en_US" w:bidi="en_US"/>
-        </w:rPr>
-        <w:t>2</w:t>
-      </w:r>
-      <w:r>
-        <w:rPr>
-          <w:lang w:val="en_US" w:bidi="en_US"/>
-        </w:rPr>
-        <w:t xml:space="preserve"> The crack of the whip, the rumble of the wheel, galloping horse and bounding chariot!</w:t>
-      </w:r>
-      <w:r>
-        <w:rPr>
-          <w:lang w:val="en_US" w:bidi="en_US"/>
-        </w:rPr>
-      </w:r>
-      <w:r>
-        <w:rPr>
-          <w:lang w:val="en_US" w:bidi="en_US"/>
-        </w:rPr>
-      </w:r>
-    </w:p>
-    <w:p>
-      <w:pPr/>
-      <w:r>
-        <w:rPr>
-          <w:lang w:val="en_US" w:bidi="en_US"/>
-        </w:rPr>
-      </w:r>
-    </w:p>
-    <w:p>
-      <w:pPr/>
-      <w:r>
-        <w:rPr>
-          <w:lang w:val="en_US" w:bidi="en_US"/>
-        </w:rPr>
-      </w:r>
-      <w:r>
-        <w:rPr>
-          <w:vertAlign w:val="superscript"/>
-          <w:lang w:val="en_US" w:bidi="en_US"/>
-        </w:rPr>
-        <w:t>3</w:t>
-      </w:r>
-      <w:r>
-        <w:rPr>
-          <w:lang w:val="en_US" w:bidi="en_US"/>
-        </w:rPr>
-        <w:t xml:space="preserve"> Charging horseman, flashing sword, shining spear; heaps of slain, mounds of corpses, dead bodies without end—they stumble over their dead—</w:t>
-      </w:r>
-      <w:r>
-        <w:rPr>
-          <w:lang w:val="en_US" w:bidi="en_US"/>
-        </w:rPr>
-      </w:r>
-      <w:r>
-        <w:rPr>
-          <w:lang w:val="en_US" w:bidi="en_US"/>
-        </w:rPr>
-      </w:r>
-    </w:p>
-    <w:p>
-      <w:pPr/>
-      <w:r>
-        <w:rPr>
-          <w:lang w:val="en_US" w:bidi="en_US"/>
-        </w:rPr>
-      </w:r>
-    </w:p>
-    <w:p>
-      <w:pPr/>
-      <w:r>
-        <w:rPr>
-          <w:lang w:val="en_US" w:bidi="en_US"/>
-        </w:rPr>
-      </w:r>
-      <w:r>
-        <w:rPr>
-          <w:vertAlign w:val="superscript"/>
-          <w:lang w:val="en_US" w:bidi="en_US"/>
-        </w:rPr>
-        <w:t>4</w:t>
-      </w:r>
-      <w:r>
-        <w:rPr>
-          <w:lang w:val="en_US" w:bidi="en_US"/>
-        </w:rPr>
-        <w:t xml:space="preserve"> because of the many harlotries of the harlot, the seductive mistress of sorcery, who betrays nations by her prostitution and clans by her witchcraft.</w:t>
-      </w:r>
-      <w:r>
-        <w:rPr>
-          <w:lang w:val="en_US" w:bidi="en_US"/>
-        </w:rPr>
-      </w:r>
-      <w:r>
-        <w:rPr>
-          <w:lang w:val="en_US" w:bidi="en_US"/>
-        </w:rPr>
-      </w:r>
-    </w:p>
-    <w:p>
-      <w:pPr/>
-      <w:r>
-        <w:rPr>
-          <w:lang w:val="en_US" w:bidi="en_US"/>
-        </w:rPr>
-      </w:r>
-    </w:p>
-    <w:p>
-      <w:pPr/>
-      <w:r>
-        <w:rPr>
-          <w:lang w:val="en_US" w:bidi="en_US"/>
-        </w:rPr>
-      </w:r>
-      <w:r>
-        <w:rPr>
-          <w:vertAlign w:val="superscript"/>
-          <w:lang w:val="en_US" w:bidi="en_US"/>
-        </w:rPr>
-        <w:t>5</w:t>
-      </w:r>
-      <w:r>
-        <w:rPr>
-          <w:lang w:val="en_US" w:bidi="en_US"/>
-        </w:rPr>
-        <w:t xml:space="preserve"> “Behold, I am against you,” declares the LORD of Hosts. “I will lift your skirts over your face. I will show your nakedness to the nations and your shame to the kingdoms.</w:t>
-      </w:r>
-      <w:r>
-        <w:rPr>
-          <w:lang w:val="en_US" w:bidi="en_US"/>
-        </w:rPr>
-      </w:r>
-      <w:r>
-        <w:rPr>
-          <w:lang w:val="en_US" w:bidi="en_US"/>
-        </w:rPr>
-      </w:r>
-    </w:p>
-    <w:p>
-      <w:pPr/>
-      <w:r>
-        <w:rPr>
-          <w:lang w:val="en_US" w:bidi="en_US"/>
-        </w:rPr>
-      </w:r>
-    </w:p>
-    <w:p>
-      <w:pPr/>
-      <w:r>
-        <w:rPr>
-          <w:lang w:val="en_US" w:bidi="en_US"/>
-        </w:rPr>
-      </w:r>
-      <w:r>
-        <w:rPr>
-          <w:vertAlign w:val="superscript"/>
-          <w:lang w:val="en_US" w:bidi="en_US"/>
-        </w:rPr>
-        <w:t>6</w:t>
-      </w:r>
-      <w:r>
-        <w:rPr>
-          <w:lang w:val="en_US" w:bidi="en_US"/>
-        </w:rPr>
-        <w:t xml:space="preserve"> I will pelt you with filth and treat you with contempt; I will make a spectacle of you.</w:t>
-      </w:r>
-      <w:r>
-        <w:rPr>
-          <w:lang w:val="en_US" w:bidi="en_US"/>
-        </w:rPr>
-      </w:r>
-      <w:r>
-        <w:rPr>
-          <w:lang w:val="en_US" w:bidi="en_US"/>
-        </w:rPr>
-      </w:r>
-    </w:p>
-    <w:p>
-      <w:pPr/>
-      <w:r>
-        <w:rPr>
-          <w:lang w:val="en_US" w:bidi="en_US"/>
-        </w:rPr>
-      </w:r>
-    </w:p>
-    <w:p>
-      <w:pPr/>
-      <w:r>
-        <w:rPr>
-          <w:lang w:val="en_US" w:bidi="en_US"/>
-        </w:rPr>
-      </w:r>
-      <w:r>
-        <w:rPr>
-          <w:vertAlign w:val="superscript"/>
-          <w:lang w:val="en_US" w:bidi="en_US"/>
-        </w:rPr>
-        <w:t>7</w:t>
-      </w:r>
-      <w:r>
-        <w:rPr>
-          <w:lang w:val="en_US" w:bidi="en_US"/>
-        </w:rPr>
-        <w:t xml:space="preserve"> Then all who see you will recoil from you and say, ‘Nineveh is devastated; who will grieve for her?’ Where can I find comforters for you?”</w:t>
-      </w:r>
-      <w:r>
-        <w:rPr>
-          <w:lang w:val="en_US" w:bidi="en_US"/>
-        </w:rPr>
-      </w:r>
-      <w:r>
-        <w:rPr>
-          <w:lang w:val="en_US" w:bidi="en_US"/>
-        </w:rPr>
-      </w:r>
-    </w:p>
-    <w:p>
-      <w:pPr/>
-      <w:r>
-        <w:rPr>
-          <w:lang w:val="en_US" w:bidi="en_US"/>
-        </w:rPr>
-      </w:r>
-    </w:p>
-    <w:p>
-      <w:pPr/>
-      <w:r>
-        <w:rPr>
-          <w:lang w:val="en_US" w:bidi="en_US"/>
-        </w:rPr>
-      </w:r>
-      <w:r>
-        <w:rPr>
-          <w:vertAlign w:val="superscript"/>
-          <w:lang w:val="en_US" w:bidi="en_US"/>
-        </w:rPr>
-        <w:t>8</w:t>
-      </w:r>
-      <w:r>
-        <w:rPr>
-          <w:lang w:val="en_US" w:bidi="en_US"/>
-        </w:rPr>
-        <w:t xml:space="preserve"> Are you better than Thebes, stationed by the Nile with water around her, whose rampart was the sea, whose wall was the water?</w:t>
-      </w:r>
-      <w:r>
-        <w:rPr>
-          <w:lang w:val="en_US" w:bidi="en_US"/>
-        </w:rPr>
-      </w:r>
-      <w:r>
-        <w:rPr>
-          <w:lang w:val="en_US" w:bidi="en_US"/>
-        </w:rPr>
-      </w:r>
-    </w:p>
-    <w:p>
-      <w:pPr/>
-      <w:r>
-        <w:rPr>
-          <w:lang w:val="en_US" w:bidi="en_US"/>
-        </w:rPr>
-      </w:r>
-    </w:p>
-    <w:p>
-      <w:pPr/>
-      <w:r>
-        <w:rPr>
-          <w:lang w:val="en_US" w:bidi="en_US"/>
-        </w:rPr>
-      </w:r>
-      <w:r>
-        <w:rPr>
-          <w:vertAlign w:val="superscript"/>
-          <w:lang w:val="en_US" w:bidi="en_US"/>
-        </w:rPr>
-        <w:t>9</w:t>
-      </w:r>
-      <w:r>
-        <w:rPr>
-          <w:lang w:val="en_US" w:bidi="en_US"/>
-        </w:rPr>
-        <w:t xml:space="preserve"> Cush and Egypt were her boundless strength; Put and Libya were her allies.</w:t>
-      </w:r>
-      <w:r>
-        <w:rPr>
-          <w:lang w:val="en_US" w:bidi="en_US"/>
-        </w:rPr>
-      </w:r>
-      <w:r>
-        <w:rPr>
-          <w:lang w:val="en_US" w:bidi="en_US"/>
-        </w:rPr>
-      </w:r>
-    </w:p>
-    <w:p>
-      <w:pPr/>
-      <w:r>
-        <w:rPr>
-          <w:lang w:val="en_US" w:bidi="en_US"/>
-        </w:rPr>
-      </w:r>
-    </w:p>
-    <w:p>
-      <w:pPr/>
-      <w:r>
-        <w:rPr>
-          <w:lang w:val="en_US" w:bidi="en_US"/>
-        </w:rPr>
-      </w:r>
-      <w:r>
-        <w:rPr>
-          <w:vertAlign w:val="superscript"/>
-          <w:lang w:val="en_US" w:bidi="en_US"/>
-        </w:rPr>
-        <w:t>10</w:t>
-      </w:r>
-      <w:r>
-        <w:rPr>
-          <w:lang w:val="en_US" w:bidi="en_US"/>
-        </w:rPr>
-        <w:t xml:space="preserve"> Yet she became an exile; she went into captivity. Her infants were dashed to pieces at the head of every street. They cast lots for her dignitaries, and all her nobles were bound in chains.</w:t>
-      </w:r>
-      <w:r>
-        <w:rPr>
-          <w:lang w:val="en_US" w:bidi="en_US"/>
-        </w:rPr>
-      </w:r>
-      <w:r>
-        <w:rPr>
-          <w:lang w:val="en_US" w:bidi="en_US"/>
-        </w:rPr>
-      </w:r>
-    </w:p>
-    <w:p>
-      <w:pPr/>
-      <w:r>
-        <w:rPr>
-          <w:lang w:val="en_US" w:bidi="en_US"/>
-        </w:rPr>
-      </w:r>
-    </w:p>
-    <w:p>
-      <w:pPr/>
-      <w:r>
-        <w:rPr>
-          <w:lang w:val="en_US" w:bidi="en_US"/>
-        </w:rPr>
-      </w:r>
-      <w:r>
-        <w:rPr>
-          <w:vertAlign w:val="superscript"/>
-          <w:lang w:val="en_US" w:bidi="en_US"/>
-        </w:rPr>
-        <w:t>11</w:t>
-      </w:r>
-      <w:r>
-        <w:rPr>
-          <w:lang w:val="en_US" w:bidi="en_US"/>
-        </w:rPr>
-        <w:t xml:space="preserve"> You too will become drunk; you will go into hiding and seek refuge from the enemy.</w:t>
-      </w:r>
-      <w:r>
-        <w:rPr>
-          <w:lang w:val="en_US" w:bidi="en_US"/>
-        </w:rPr>
-      </w:r>
-      <w:r>
-        <w:rPr>
-          <w:lang w:val="en_US" w:bidi="en_US"/>
-        </w:rPr>
-      </w:r>
-    </w:p>
-    <w:p>
-      <w:pPr/>
-      <w:r>
-        <w:rPr>
-          <w:lang w:val="en_US" w:bidi="en_US"/>
-        </w:rPr>
-      </w:r>
-    </w:p>
-    <w:p>
-      <w:pPr/>
-      <w:r>
-        <w:rPr>
-          <w:lang w:val="en_US" w:bidi="en_US"/>
-        </w:rPr>
-      </w:r>
-      <w:r>
-        <w:rPr>
-          <w:vertAlign w:val="superscript"/>
-          <w:lang w:val="en_US" w:bidi="en_US"/>
-        </w:rPr>
-        <w:t>12</w:t>
-      </w:r>
-      <w:r>
-        <w:rPr>
-          <w:lang w:val="en_US" w:bidi="en_US"/>
-        </w:rPr>
-        <w:t xml:space="preserve"> All your fortresses are fig trees with the first ripe figs; when shaken, they fall into the mouth of the eater!</w:t>
-      </w:r>
-      <w:r>
-        <w:rPr>
-          <w:lang w:val="en_US" w:bidi="en_US"/>
-        </w:rPr>
-      </w:r>
-      <w:r>
-        <w:rPr>
-          <w:lang w:val="en_US" w:bidi="en_US"/>
-        </w:rPr>
-      </w:r>
-    </w:p>
-    <w:p>
-      <w:pPr/>
-      <w:r>
-        <w:rPr>
-          <w:lang w:val="en_US" w:bidi="en_US"/>
-        </w:rPr>
-      </w:r>
-    </w:p>
-    <w:p>
-      <w:pPr/>
-      <w:r>
-        <w:rPr>
-          <w:lang w:val="en_US" w:bidi="en_US"/>
-        </w:rPr>
-      </w:r>
-      <w:r>
-        <w:rPr>
-          <w:vertAlign w:val="superscript"/>
-          <w:lang w:val="en_US" w:bidi="en_US"/>
-        </w:rPr>
-        <w:t>13</w:t>
-      </w:r>
-      <w:r>
-        <w:rPr>
-          <w:lang w:val="en_US" w:bidi="en_US"/>
-        </w:rPr>
-        <w:t xml:space="preserve"> Look at your troops—they are like your women! The gates of your land are wide open to your enemies; fire consumes their bars.</w:t>
-      </w:r>
-      <w:r>
-        <w:rPr>
-          <w:lang w:val="en_US" w:bidi="en_US"/>
-        </w:rPr>
-      </w:r>
-      <w:r>
-        <w:rPr>
-          <w:lang w:val="en_US" w:bidi="en_US"/>
-        </w:rPr>
-      </w:r>
-    </w:p>
-    <w:p>
-      <w:pPr/>
-      <w:r>
-        <w:rPr>
-          <w:lang w:val="en_US" w:bidi="en_US"/>
-        </w:rPr>
-      </w:r>
-    </w:p>
-    <w:p>
-      <w:pPr/>
-      <w:r>
-        <w:rPr>
-          <w:lang w:val="en_US" w:bidi="en_US"/>
-        </w:rPr>
-      </w:r>
-      <w:r>
-        <w:rPr>
-          <w:vertAlign w:val="superscript"/>
-          <w:lang w:val="en_US" w:bidi="en_US"/>
-        </w:rPr>
-        <w:t>14</w:t>
-      </w:r>
-      <w:r>
-        <w:rPr>
-          <w:lang w:val="en_US" w:bidi="en_US"/>
-        </w:rPr>
-        <w:t xml:space="preserve"> Draw your water for the siege; strengthen your fortresses. Work the clay and tread the mortar; repair the brick kiln!</w:t>
-      </w:r>
-      <w:r>
-        <w:rPr>
-          <w:lang w:val="en_US" w:bidi="en_US"/>
-        </w:rPr>
-      </w:r>
-      <w:r>
-        <w:rPr>
-          <w:lang w:val="en_US" w:bidi="en_US"/>
-        </w:rPr>
-      </w:r>
-    </w:p>
-    <w:p>
-      <w:pPr/>
-      <w:r>
-        <w:rPr>
-          <w:lang w:val="en_US" w:bidi="en_US"/>
-        </w:rPr>
-      </w:r>
-    </w:p>
-    <w:p>
-      <w:pPr/>
-      <w:r>
-        <w:rPr>
-          <w:lang w:val="en_US" w:bidi="en_US"/>
-        </w:rPr>
-      </w:r>
-      <w:r>
-        <w:rPr>
-          <w:vertAlign w:val="superscript"/>
-          <w:lang w:val="en_US" w:bidi="en_US"/>
-        </w:rPr>
-        <w:t>15</w:t>
-      </w:r>
-      <w:r>
-        <w:rPr>
-          <w:lang w:val="en_US" w:bidi="en_US"/>
-        </w:rPr>
-        <w:t xml:space="preserve"> There the fire will devour you; the sword will cut you down and consume you like a young locust. Make yourself many like the young locust; make yourself many like the swarming locust!</w:t>
-      </w:r>
-      <w:r>
-        <w:rPr>
-          <w:lang w:val="en_US" w:bidi="en_US"/>
-        </w:rPr>
-      </w:r>
-      <w:r>
-        <w:rPr>
-          <w:lang w:val="en_US" w:bidi="en_US"/>
-        </w:rPr>
-      </w:r>
-    </w:p>
-    <w:p>
-      <w:pPr/>
-      <w:r>
-        <w:rPr>
-          <w:lang w:val="en_US" w:bidi="en_US"/>
-        </w:rPr>
-      </w:r>
-    </w:p>
-    <w:p>
-      <w:pPr/>
-      <w:r>
-        <w:rPr>
-          <w:lang w:val="en_US" w:bidi="en_US"/>
-        </w:rPr>
-      </w:r>
-      <w:r>
-        <w:rPr>
-          <w:vertAlign w:val="superscript"/>
-          <w:lang w:val="en_US" w:bidi="en_US"/>
-        </w:rPr>
-        <w:t>16</w:t>
-      </w:r>
-      <w:r>
-        <w:rPr>
-          <w:lang w:val="en_US" w:bidi="en_US"/>
-        </w:rPr>
-        <w:t xml:space="preserve"> You have multiplied your merchants more than the stars of the sky. The young locust strips the land and flies away.</w:t>
-      </w:r>
-      <w:r>
-        <w:rPr>
-          <w:lang w:val="en_US" w:bidi="en_US"/>
-        </w:rPr>
-      </w:r>
-      <w:r>
-        <w:rPr>
-          <w:lang w:val="en_US" w:bidi="en_US"/>
-        </w:rPr>
-      </w:r>
-    </w:p>
-    <w:p>
-      <w:pPr/>
-      <w:r>
-        <w:rPr>
-          <w:lang w:val="en_US" w:bidi="en_US"/>
-        </w:rPr>
-      </w:r>
-    </w:p>
-    <w:p>
-      <w:pPr/>
-      <w:r>
-        <w:rPr>
-          <w:lang w:val="en_US" w:bidi="en_US"/>
-        </w:rPr>
-      </w:r>
-      <w:r>
-        <w:rPr>
-          <w:vertAlign w:val="superscript"/>
-          <w:lang w:val="en_US" w:bidi="en_US"/>
-        </w:rPr>
-        <w:t>17</w:t>
-      </w:r>
-      <w:r>
-        <w:rPr>
-          <w:lang w:val="en_US" w:bidi="en_US"/>
-        </w:rPr>
-        <w:t xml:space="preserve"> Your guards are like the swarming locust, and your scribes like clouds of locusts that settle on the walls on a cold day. When the sun rises, they fly away, and no one knows where.</w:t>
-      </w:r>
-      <w:r>
-        <w:rPr>
-          <w:lang w:val="en_US" w:bidi="en_US"/>
-        </w:rPr>
-      </w:r>
-      <w:r>
-        <w:rPr>
-          <w:lang w:val="en_US" w:bidi="en_US"/>
-        </w:rPr>
-      </w:r>
-    </w:p>
-    <w:p>
-      <w:pPr/>
-      <w:r>
-        <w:rPr>
-          <w:lang w:val="en_US" w:bidi="en_US"/>
-        </w:rPr>
-      </w:r>
-    </w:p>
-    <w:p>
-      <w:pPr/>
-      <w:r>
-        <w:rPr>
-          <w:lang w:val="en_US" w:bidi="en_US"/>
-        </w:rPr>
-      </w:r>
-      <w:r>
-        <w:rPr>
-          <w:vertAlign w:val="superscript"/>
-          <w:lang w:val="en_US" w:bidi="en_US"/>
-        </w:rPr>
-        <w:t>18</w:t>
-      </w:r>
-      <w:r>
-        <w:rPr>
-          <w:lang w:val="en_US" w:bidi="en_US"/>
-        </w:rPr>
-        <w:t xml:space="preserve"> O king of Assyria, your shepherds slumber; your officers sleep. Your people are scattered on the mountains with no one to gather them.</w:t>
-      </w:r>
-      <w:r>
-        <w:rPr>
-          <w:lang w:val="en_US" w:bidi="en_US"/>
-        </w:rPr>
-      </w:r>
-      <w:r>
-        <w:rPr>
-          <w:lang w:val="en_US" w:bidi="en_US"/>
-        </w:rPr>
-      </w:r>
-    </w:p>
-    <w:p>
-      <w:pPr/>
-      <w:r>
-        <w:rPr>
-          <w:lang w:val="en_US" w:bidi="en_US"/>
-        </w:rPr>
-      </w:r>
-    </w:p>
-    <w:p>
-      <w:pPr/>
-      <w:r>
-        <w:rPr>
-          <w:lang w:val="en_US" w:bidi="en_US"/>
-        </w:rPr>
-      </w:r>
-      <w:r>
-        <w:rPr>
-          <w:vertAlign w:val="superscript"/>
-          <w:lang w:val="en_US" w:bidi="en_US"/>
-        </w:rPr>
         <w:t>19</w:t>
       </w:r>
       <w:r>
@@ -2080,16 +1213,6 @@
           <w:lang w:val="en_US" w:bidi="en_US"/>
         </w:rPr>
         <w:t xml:space="preserve"> There is no healing for your injury; your wound is severe. All who hear the news of you applaud your downfall, for who has not experienced your constant cruelty?</w:t>
-      </w:r>
-      <w:r>
-        <w:rPr>
-          <w:lang w:val="en_US" w:bidi="en_US"/>
-        </w:rPr>
-      </w:r>
-      <w:r>
-        <w:rPr>
-          <w:lang w:val="en_US" w:bidi="en_US"/>
-        </w:rPr>
       </w:r>
     </w:p>
     <w:sectPr>
